--- a/Lumbee_RIVR_Tech_IRU_Package/03_Operational_Schedules/Exhibit_A_Project_Area_and_Route_Schedule.docx
+++ b/Lumbee_RIVR_Tech_IRU_Package/03_Operational_Schedules/Exhibit_A_Project_Area_and_Route_Schedule.docx
@@ -473,7 +473,7 @@
           <w:b w:val="0"/>
           <w:i w:val="0"/>
         </w:rPr>
-        <w:t>The following routes constitute the physical plant of the Network. Ownership indicates whether a route is a grant-funded Tribal Asset owned by the Tribe, an existing RIVR Tech Existing Network asset owned by RIVR Tech, or a Jointly Funded Asset.</w:t>
+        <w:t>The following routes constitute the physical plant of the Network. Ownership indicates whether a route is a grant-funded Tribal Asset owned by the Lumbee Tribe, an existing RIVR Tech Existing Network asset owned by RIVR Tech, or a Jointly Funded Asset.</w:t>
       </w:r>
     </w:p>
     <w:tbl>
@@ -700,7 +700,7 @@
                 <w:sz w:val="18"/>
                 <w:highlight w:val="yellow"/>
               </w:rPr>
-              <w:t>[■ Tribe / RIVR Tech / Joint]</w:t>
+              <w:t>[■ Lumbee Tribe / RIVR Tech / Joint]</w:t>
             </w:r>
           </w:p>
         </w:tc>
@@ -815,7 +815,7 @@
                 <w:sz w:val="18"/>
                 <w:highlight w:val="yellow"/>
               </w:rPr>
-              <w:t>[■ Tribe / RIVR Tech / Joint]</w:t>
+              <w:t>[■ Lumbee Tribe / RIVR Tech / Joint]</w:t>
             </w:r>
           </w:p>
         </w:tc>
@@ -926,7 +926,7 @@
                 <w:sz w:val="18"/>
                 <w:highlight w:val="yellow"/>
               </w:rPr>
-              <w:t>[■ Tribe / RIVR Tech / Joint]</w:t>
+              <w:t>[■ Lumbee Tribe / RIVR Tech / Joint]</w:t>
             </w:r>
           </w:p>
         </w:tc>
